--- a/CMA_B1_Ch09_Handouts.docx
+++ b/CMA_B1_Ch09_Handouts.docx
@@ -14,7 +14,7 @@
           <w:sz w:val="40"/>
           <w:szCs w:val="40"/>
         </w:rPr>
-        <w:t xml:space="preserve">Handout 9.1 · Section 9.1</w:t>
+        <w:t xml:space="preserve">Handout 9.1 · Three categories of debt securities</w:t>
       </w:r>
     </w:p>
     <w:p>
@@ -4044,7 +4044,7 @@
           <w:sz w:val="40"/>
           <w:szCs w:val="40"/>
         </w:rPr>
-        <w:t xml:space="preserve">Handout 9.2 · Sections 9.2, 9.4</w:t>
+        <w:t xml:space="preserve">Handout 9.2 · Measuring debt securities · Equity securities and the equity method</w:t>
       </w:r>
     </w:p>
     <w:p>
@@ -9356,7 +9356,7 @@
           <w:sz w:val="40"/>
           <w:szCs w:val="40"/>
         </w:rPr>
-        <w:t xml:space="preserve">Handout 9.3 · The tables and figures</w:t>
+        <w:t xml:space="preserve">Handout 9.3 · Investments in Debt and Equity Securities: the figures and the schedules</w:t>
       </w:r>
     </w:p>
     <w:p>
@@ -14806,7 +14806,7 @@
               <w:sz w:val="16"/>
               <w:szCs w:val="16"/>
             </w:rPr>
-            <w:t xml:space="preserve">Handout 9.1 · Section 9.1</w:t>
+            <w:t xml:space="preserve">Handout 9.1 · Three categories of debt securities</w:t>
           </w:r>
         </w:p>
       </w:tc>
@@ -14897,7 +14897,7 @@
               <w:sz w:val="16"/>
               <w:szCs w:val="16"/>
             </w:rPr>
-            <w:t xml:space="preserve">Handout 9.2 · Sections 9.2, 9.4</w:t>
+            <w:t xml:space="preserve">Handout 9.2 · Measuring debt securities · Equity securities and the equity method</w:t>
           </w:r>
         </w:p>
       </w:tc>
@@ -14988,7 +14988,7 @@
               <w:sz w:val="16"/>
               <w:szCs w:val="16"/>
             </w:rPr>
-            <w:t xml:space="preserve">Handout 9.3 · The tables and figures</w:t>
+            <w:t xml:space="preserve">Handout 9.3 · Investments in Debt and Equity Securities: the figures and the schedules</w:t>
           </w:r>
         </w:p>
       </w:tc>
